--- a/Laptops/15- Step Down/Step Down.docx
+++ b/Laptops/15- Step Down/Step Down.docx
@@ -125,7 +125,23 @@
           <w:bCs/>
           <w:highlight w:val="yellow"/>
         </w:rPr>
-        <w:t>Adapter and battery lagate hi 3.3 and 5 v generate ho jata hai. No need to press on/off button</w:t>
+        <w:t>Adapter and battery lagate hi 3.3 and 5</w:t>
+      </w:r>
+      <w:r>
+        <w:rPr>
+          <w:b/>
+          <w:bCs/>
+          <w:highlight w:val="yellow"/>
+        </w:rPr>
+        <w:t>V</w:t>
+      </w:r>
+      <w:r>
+        <w:rPr>
+          <w:b/>
+          <w:bCs/>
+          <w:highlight w:val="yellow"/>
+        </w:rPr>
+        <w:t xml:space="preserve"> generate ho jata hai. No need to press on/off button</w:t>
       </w:r>
     </w:p>
     <w:p>
@@ -215,7 +231,7 @@
           <w:noProof/>
         </w:rPr>
         <w:drawing>
-          <wp:inline distT="0" distB="0" distL="0" distR="0" wp14:anchorId="6F127794" wp14:editId="075F43BC">
+          <wp:inline distT="0" distB="0" distL="0" distR="0" wp14:anchorId="6F127794" wp14:editId="40A51D4D">
             <wp:extent cx="6477000" cy="2990850"/>
             <wp:effectExtent l="0" t="0" r="0" b="0"/>
             <wp:docPr id="4" name="Picture 4"/>
@@ -298,7 +314,7 @@
         </w:rPr>
         <w:lastRenderedPageBreak/>
         <w:drawing>
-          <wp:inline distT="0" distB="0" distL="0" distR="0" wp14:anchorId="57CD84A9" wp14:editId="5770399E">
+          <wp:inline distT="0" distB="0" distL="0" distR="0" wp14:anchorId="57CD84A9" wp14:editId="76C6B89C">
             <wp:extent cx="6486525" cy="2552700"/>
             <wp:effectExtent l="0" t="0" r="9525" b="0"/>
             <wp:docPr id="5" name="Picture 5"/>
@@ -400,7 +416,7 @@
           <w:noProof/>
         </w:rPr>
         <w:drawing>
-          <wp:inline distT="0" distB="0" distL="0" distR="0" wp14:anchorId="5F6E6BAA" wp14:editId="48D96FAC">
+          <wp:inline distT="0" distB="0" distL="0" distR="0" wp14:anchorId="5F6E6BAA" wp14:editId="28CA5FB7">
             <wp:extent cx="6477000" cy="3190875"/>
             <wp:effectExtent l="0" t="0" r="0" b="9525"/>
             <wp:docPr id="6" name="Picture 6"/>
@@ -464,7 +480,7 @@
         </w:rPr>
         <w:lastRenderedPageBreak/>
         <w:drawing>
-          <wp:inline distT="0" distB="0" distL="0" distR="0" wp14:anchorId="7462AD3D" wp14:editId="6DA40825">
+          <wp:inline distT="0" distB="0" distL="0" distR="0" wp14:anchorId="7462AD3D" wp14:editId="642634F4">
             <wp:extent cx="6477000" cy="3019425"/>
             <wp:effectExtent l="0" t="0" r="0" b="9525"/>
             <wp:docPr id="7" name="Picture 7"/>
@@ -535,7 +551,7 @@
           <w:noProof/>
         </w:rPr>
         <w:drawing>
-          <wp:inline distT="0" distB="0" distL="0" distR="0" wp14:anchorId="20BE635A" wp14:editId="0F4538E3">
+          <wp:inline distT="0" distB="0" distL="0" distR="0" wp14:anchorId="20BE635A" wp14:editId="64F34836">
             <wp:extent cx="6486525" cy="2419350"/>
             <wp:effectExtent l="0" t="0" r="9525" b="0"/>
             <wp:docPr id="8" name="Picture 8"/>
@@ -607,7 +623,7 @@
         </w:rPr>
         <w:lastRenderedPageBreak/>
         <w:drawing>
-          <wp:inline distT="0" distB="0" distL="0" distR="0" wp14:anchorId="562DD188" wp14:editId="2D7C2932">
+          <wp:inline distT="0" distB="0" distL="0" distR="0" wp14:anchorId="562DD188" wp14:editId="574AA044">
             <wp:extent cx="6486525" cy="2971800"/>
             <wp:effectExtent l="0" t="0" r="9525" b="0"/>
             <wp:docPr id="9" name="Picture 9"/>
@@ -678,7 +694,7 @@
           <w:noProof/>
         </w:rPr>
         <w:drawing>
-          <wp:inline distT="0" distB="0" distL="0" distR="0" wp14:anchorId="4BB61BE1" wp14:editId="23405FD8">
+          <wp:inline distT="0" distB="0" distL="0" distR="0" wp14:anchorId="4BB61BE1" wp14:editId="15F446BE">
             <wp:extent cx="6477000" cy="3076575"/>
             <wp:effectExtent l="0" t="0" r="0" b="9525"/>
             <wp:docPr id="10" name="Picture 10"/>
